--- a/LINGUA_Africa_Candidature_MGVaovao.docx
+++ b/LINGUA_Africa_Candidature_MGVaovao.docx
@@ -1572,7 +1572,7 @@
                 <w:rFonts w:ascii="Calibri" w:hAnsi="Calibri"/>
                 <w:sz w:val="20"/>
               </w:rPr>
-              <w:t>178 500</w:t>
+              <w:t>167 300</w:t>
             </w:r>
           </w:p>
         </w:tc>
@@ -1588,7 +1588,7 @@
                 <w:rFonts w:ascii="Calibri" w:hAnsi="Calibri"/>
                 <w:sz w:val="20"/>
               </w:rPr>
-              <w:t>2. Équipement et matériel</w:t>
+              <w:t>2. Équipement et logiciels</w:t>
             </w:r>
           </w:p>
         </w:tc>
@@ -1618,7 +1618,37 @@
                 <w:rFonts w:ascii="Calibri" w:hAnsi="Calibri"/>
                 <w:sz w:val="20"/>
               </w:rPr>
-              <w:t>3. Déplacements et terrain</w:t>
+              <w:t>3. Collecte et traitement de données</w:t>
+            </w:r>
+          </w:p>
+        </w:tc>
+        <w:tc>
+          <w:tcPr>
+            <w:tcW w:type="dxa" w:w="4533"/>
+          </w:tcPr>
+          <w:p>
+            <w:r>
+              <w:rPr>
+                <w:rFonts w:ascii="Calibri" w:hAnsi="Calibri"/>
+                <w:sz w:val="20"/>
+              </w:rPr>
+              <w:t>11 200</w:t>
+            </w:r>
+          </w:p>
+        </w:tc>
+      </w:tr>
+      <w:tr>
+        <w:tc>
+          <w:tcPr>
+            <w:tcW w:type="dxa" w:w="4533"/>
+          </w:tcPr>
+          <w:p>
+            <w:r>
+              <w:rPr>
+                <w:rFonts w:ascii="Calibri" w:hAnsi="Calibri"/>
+                <w:sz w:val="20"/>
+              </w:rPr>
+              <w:t>4. Déplacements et terrain</w:t>
             </w:r>
           </w:p>
         </w:tc>
@@ -1648,7 +1678,7 @@
                 <w:rFonts w:ascii="Calibri" w:hAnsi="Calibri"/>
                 <w:sz w:val="20"/>
               </w:rPr>
-              <w:t>4. Formation et ateliers</w:t>
+              <w:t>5. Ateliers, réunions et formation</w:t>
             </w:r>
           </w:p>
         </w:tc>
@@ -1678,7 +1708,7 @@
                 <w:rFonts w:ascii="Calibri" w:hAnsi="Calibri"/>
                 <w:sz w:val="20"/>
               </w:rPr>
-              <w:t>5. Communication et documentation</w:t>
+              <w:t>6. Communication et sensibilisation</w:t>
             </w:r>
           </w:p>
         </w:tc>
@@ -1708,7 +1738,7 @@
                 <w:rFonts w:ascii="Calibri" w:hAnsi="Calibri"/>
                 <w:sz w:val="20"/>
               </w:rPr>
-              <w:t>6. Autres coûts directs</w:t>
+              <w:t>7. Autres coûts directs</w:t>
             </w:r>
           </w:p>
         </w:tc>
@@ -1770,7 +1800,7 @@
                 <w:rFonts w:ascii="Calibri" w:hAnsi="Calibri"/>
                 <w:sz w:val="20"/>
               </w:rPr>
-              <w:t>7. Frais généraux / Coûts indirects (5 %)</w:t>
+              <w:t>8. Frais généraux / Coûts indirects (5 %)</w:t>
             </w:r>
           </w:p>
         </w:tc>
@@ -1853,10 +1883,13 @@
         <w:t>Le budget proposé de 220 000 USD reflète fidèlement les activités planifiées et les coûts réels du contexte malgache, en restant bien en dessous du plafond de 250 000 USD prévu pour la Catégorie 3.</w:t>
         <w:br/>
         <w:br/>
-        <w:t>Le poste personnel (178 500 USD) représente la part la plus importante et couvre l'intégralité de l'équipe sur dix-huit mois : le fondateur en conseil stratégique à mi-temps (1 250 × 18 = 22 500 USD), la directrice locale à temps plein (2 000 × 18 = 36 000 USD), le Chef de projet technique ML (1 800 × 18 = 32 400 USD), la Chef de projet Data et Opérations (1 800 × 18 = 32 400 USD), un troisième chef de projet démarrant au mois 7 (1 800 × 12 = 21 600 USD), deux développeurs IA juniors (14 400 + 8 000 USD) et quatorze coordinateurs locaux terrain rémunérés 100 USD par mois sur 8 mois actifs (14 × 100 × 8 = 11 200 USD).</w:t>
+        <w:t>Le poste personnel (167 300 USD) représente la part la plus importante et couvre l'intégralité de l'équipe permanente sur dix-huit mois : le fondateur en conseil stratégique à mi-temps (1 250 × 18 = 22 500 USD), la directrice locale à temps plein (2 000 × 18 = 36 000 USD), le Chef de projet technique ML (1 800 × 18 = 32 400 USD), la Chef de projet Data et Opérations (1 800 × 18 = 32 400 USD), un troisième chef de projet démarrant au mois 7 (1 800 × 12 = 21 600 USD) et deux développeurs IA juniors (14 400 + 8 000 USD).</w:t>
         <w:br/>
         <w:br/>
-        <w:t>Le poste équipement (8 000 USD) couvre six ordinateurs portables pour l'équipe technique, quatorze tablettes de terrain à 150 USD l'unité, quatorze microphones de collecte à 50 USD l'unité, ainsi que du matériel de connectivité.</w:t>
+        <w:t>Le poste collecte et traitement de données (11 200 USD) couvre la rémunération de quatorze coordinateurs locaux terrain, recrutés au sein des communautés locutrices, à 100 USD par mois sur 8 mois actifs (14 × 100 × 8 = 11 200 USD).</w:t>
+        <w:br/>
+        <w:br/>
+        <w:t>Le poste équipement et logiciels (8 000 USD) couvre six ordinateurs portables pour l'équipe technique, quatorze tablettes à 150 USD et quatorze microphones à 50 USD, ainsi que du matériel de connectivité.</w:t>
         <w:br/>
         <w:br/>
         <w:t>Le poste déplacements et terrain (16 000 USD) couvre les missions dans quatorze régions dispersées sur l'ensemble de l'île, les per diem, hébergements et locations de salles.</w:t>

--- a/LINGUA_Africa_Candidature_MGVaovao.docx
+++ b/LINGUA_Africa_Candidature_MGVaovao.docx
@@ -1558,7 +1558,7 @@
                 <w:rFonts w:ascii="Calibri" w:hAnsi="Calibri"/>
                 <w:sz w:val="20"/>
               </w:rPr>
-              <w:t>1. Personnel</w:t>
+              <w:t>1. Personnel — direction permanente (5 postes)</w:t>
             </w:r>
           </w:p>
         </w:tc>
@@ -1572,7 +1572,7 @@
                 <w:rFonts w:ascii="Calibri" w:hAnsi="Calibri"/>
                 <w:sz w:val="20"/>
               </w:rPr>
-              <w:t>167 300</w:t>
+              <w:t>144 900</w:t>
             </w:r>
           </w:p>
         </w:tc>
@@ -1618,7 +1618,7 @@
                 <w:rFonts w:ascii="Calibri" w:hAnsi="Calibri"/>
                 <w:sz w:val="20"/>
               </w:rPr>
-              <w:t>3. Collecte et traitement de données</w:t>
+              <w:t>3. Collecte terrain — 54 collecteurs × 133 USD × 4 mois</w:t>
             </w:r>
           </w:p>
         </w:tc>
@@ -1632,7 +1632,7 @@
                 <w:rFonts w:ascii="Calibri" w:hAnsi="Calibri"/>
                 <w:sz w:val="20"/>
               </w:rPr>
-              <w:t>11 200</w:t>
+              <w:t>28 728</w:t>
             </w:r>
           </w:p>
         </w:tc>
@@ -1648,7 +1648,37 @@
                 <w:rFonts w:ascii="Calibri" w:hAnsi="Calibri"/>
                 <w:sz w:val="20"/>
               </w:rPr>
-              <w:t>4. Déplacements et terrain</w:t>
+              <w:t>4. Annotation ground truth — 36 annotateurs × 200 USD × 4 mois</w:t>
+            </w:r>
+          </w:p>
+        </w:tc>
+        <w:tc>
+          <w:tcPr>
+            <w:tcW w:type="dxa" w:w="4533"/>
+          </w:tcPr>
+          <w:p>
+            <w:r>
+              <w:rPr>
+                <w:rFonts w:ascii="Calibri" w:hAnsi="Calibri"/>
+                <w:sz w:val="20"/>
+              </w:rPr>
+              <w:t>28 800</w:t>
+            </w:r>
+          </w:p>
+        </w:tc>
+      </w:tr>
+      <w:tr>
+        <w:tc>
+          <w:tcPr>
+            <w:tcW w:type="dxa" w:w="4533"/>
+          </w:tcPr>
+          <w:p>
+            <w:r>
+              <w:rPr>
+                <w:rFonts w:ascii="Calibri" w:hAnsi="Calibri"/>
+                <w:sz w:val="20"/>
+              </w:rPr>
+              <w:t>5. Déplacements et terrain</w:t>
             </w:r>
           </w:p>
         </w:tc>
@@ -1678,7 +1708,7 @@
                 <w:rFonts w:ascii="Calibri" w:hAnsi="Calibri"/>
                 <w:sz w:val="20"/>
               </w:rPr>
-              <w:t>5. Ateliers, réunions et formation</w:t>
+              <w:t>6. Ateliers, réunions et formation</w:t>
             </w:r>
           </w:p>
         </w:tc>
@@ -1708,7 +1738,7 @@
                 <w:rFonts w:ascii="Calibri" w:hAnsi="Calibri"/>
                 <w:sz w:val="20"/>
               </w:rPr>
-              <w:t>6. Communication et sensibilisation</w:t>
+              <w:t>7. Communication et sensibilisation</w:t>
             </w:r>
           </w:p>
         </w:tc>
@@ -1738,7 +1768,7 @@
                 <w:rFonts w:ascii="Calibri" w:hAnsi="Calibri"/>
                 <w:sz w:val="20"/>
               </w:rPr>
-              <w:t>7. Autres coûts directs</w:t>
+              <w:t>8. Autres coûts directs</w:t>
             </w:r>
           </w:p>
         </w:tc>
@@ -1784,7 +1814,7 @@
                 <w:b/>
                 <w:sz w:val="20"/>
               </w:rPr>
-              <w:t>209 500</w:t>
+              <w:t>233 428</w:t>
             </w:r>
           </w:p>
         </w:tc>
@@ -1800,7 +1830,7 @@
                 <w:rFonts w:ascii="Calibri" w:hAnsi="Calibri"/>
                 <w:sz w:val="20"/>
               </w:rPr>
-              <w:t>8. Frais généraux / Coûts indirects (5 %)</w:t>
+              <w:t>9. Frais généraux / Coûts indirects (5 %)</w:t>
             </w:r>
           </w:p>
         </w:tc>
@@ -1814,7 +1844,7 @@
                 <w:rFonts w:ascii="Calibri" w:hAnsi="Calibri"/>
                 <w:sz w:val="20"/>
               </w:rPr>
-              <w:t>10 500</w:t>
+              <w:t>11 671</w:t>
             </w:r>
           </w:p>
         </w:tc>
@@ -1846,12 +1876,27 @@
                 <w:b/>
                 <w:sz w:val="20"/>
               </w:rPr>
-              <w:t>220 000</w:t>
+              <w:t>245 099</w:t>
             </w:r>
           </w:p>
         </w:tc>
       </w:tr>
     </w:tbl>
+    <w:p>
+      <w:pPr>
+        <w:spacing w:before="20" w:after="120"/>
+        <w:ind w:left="283"/>
+      </w:pPr>
+      <w:r>
+        <w:rPr>
+          <w:rFonts w:ascii="Calibri" w:hAnsi="Calibri"/>
+          <w:b w:val="0"/>
+          <w:i w:val="0"/>
+          <w:sz w:val="22"/>
+        </w:rPr>
+        <w:t>Co-financement organisation (hors budget LINGUA Africa) : 8 développeurs (backend, frontend, IA, data science, DevOps) × 333 USD (1 500 000 MGA) × 18 mois = 47 952 USD.</w:t>
+      </w:r>
+    </w:p>
     <w:p/>
     <w:p>
       <w:pPr>
@@ -1880,22 +1925,19 @@
           <w:i w:val="0"/>
           <w:sz w:val="22"/>
         </w:rPr>
-        <w:t>Le budget proposé de 220 000 USD reflète fidèlement les activités planifiées et les coûts réels du contexte malgache, en restant bien en dessous du plafond de 250 000 USD prévu pour la Catégorie 3.</w:t>
+        <w:t>Le budget proposé de 245 099 USD reflète fidèlement les activités planifiées et les coûts réels du contexte malgache, en restant en dessous du plafond de 250 000 USD prévu pour la Catégorie 3.</w:t>
         <w:br/>
         <w:br/>
-        <w:t>Le poste personnel (167 300 USD) représente la part la plus importante et couvre l'intégralité de l'équipe permanente sur dix-huit mois : le fondateur en conseil stratégique à mi-temps (1 250 × 18 = 22 500 USD), la directrice locale à temps plein (2 000 × 18 = 36 000 USD), le Chef de projet technique ML (1 800 × 18 = 32 400 USD), la Chef de projet Data et Opérations (1 800 × 18 = 32 400 USD), un troisième chef de projet démarrant au mois 7 (1 800 × 12 = 21 600 USD) et deux développeurs IA juniors (14 400 + 8 000 USD).</w:t>
+        <w:t>Le poste personnel (144 900 USD) couvre l'équipe de direction permanente sur dix-huit mois : le fondateur en conseil stratégique à mi-temps (22 500 USD), la directrice locale à temps plein (36 000 USD), le Chef de projet technique ML (32 400 USD), la Chef de projet Data et Opérations (32 400 USD) et un chef de projet partenariats démarrant au mois 7 (21 600 USD). L'équipe technique de huit développeurs — backend, frontend, IA, data scientists et DevOps — constitue un apport de l'organisation de 47 952 USD (1 500 000 MGA × 18 mois × 8 personnes), non inclus dans la demande LINGUA Africa.</w:t>
         <w:br/>
         <w:br/>
-        <w:t>Le poste collecte et traitement de données (11 200 USD) couvre la rémunération de quatorze coordinateurs locaux terrain, recrutés au sein des communautés locutrices, à 100 USD par mois sur 8 mois actifs (14 × 100 × 8 = 11 200 USD).</w:t>
+        <w:t>Le poste collecte terrain (28 728 USD) rémunère 54 collecteurs — trois par dialecte — à 133 USD/mois (600 000 MGA) sur quatre mois actifs de collecte intensive.</w:t>
         <w:br/>
         <w:br/>
-        <w:t>Le poste équipement et logiciels (8 000 USD) couvre six ordinateurs portables pour l'équipe technique, quatorze tablettes à 150 USD et quatorze microphones à 50 USD, ainsi que du matériel de connectivité.</w:t>
+        <w:t>Le poste annotation et vérification (28 800 USD) rémunère 36 annotateurs-transcripteurs — deux par dialecte — à 200 USD/mois (900 000 MGA) sur quatre mois de ground truth.</w:t>
         <w:br/>
         <w:br/>
-        <w:t>Le poste déplacements et terrain (16 000 USD) couvre les missions dans quatorze régions dispersées sur l'ensemble de l'île, les per diem, hébergements et locations de salles.</w:t>
-        <w:br/>
-        <w:br/>
-        <w:t>Les ateliers (4 500 USD) financent la formation des coordinateurs locaux, un atelier de restitution final et la participation à une conférence régionale. Les frais généraux sont limités à 5 % (10 500 USD), reflétant la structure légère de l'organisation. La frugalité est un principe de conception : le coût opérationnel mensuel en production est estimé à environ 42 USD, garantissant la pérennité du service après la fin du financement.</w:t>
+        <w:t>Le poste équipement et logiciels (8 000 USD) couvre six ordinateurs portables et le matériel d'enregistrement terrain. Les déplacements (16 000 USD) couvrent les dix-huit régions dialectales. Les ateliers (4 500 USD) financent la formation des équipes terrain, un atelier de restitution et une conférence. Les frais généraux sont limités à 5 % (11 671 USD).</w:t>
       </w:r>
     </w:p>
     <w:p>

--- a/LINGUA_Africa_Candidature_MGVaovao.docx
+++ b/LINGUA_Africa_Candidature_MGVaovao.docx
@@ -1558,7 +1558,7 @@
                 <w:rFonts w:ascii="Calibri" w:hAnsi="Calibri"/>
                 <w:sz w:val="20"/>
               </w:rPr>
-              <w:t>1. Personnel — direction permanente (5 postes)</w:t>
+              <w:t>1. Personnel — direction + équipe technique (13 postes)</w:t>
             </w:r>
           </w:p>
         </w:tc>
@@ -1572,7 +1572,7 @@
                 <w:rFonts w:ascii="Calibri" w:hAnsi="Calibri"/>
                 <w:sz w:val="20"/>
               </w:rPr>
-              <w:t>144 900</w:t>
+              <w:t>192 852</w:t>
             </w:r>
           </w:p>
         </w:tc>
@@ -1618,7 +1618,7 @@
                 <w:rFonts w:ascii="Calibri" w:hAnsi="Calibri"/>
                 <w:sz w:val="20"/>
               </w:rPr>
-              <w:t>3. Collecte terrain — 54 collecteurs × 133 USD × 4 mois</w:t>
+              <w:t>3. Collecte terrain — 20 collecteurs × 133 USD × 4 mois</w:t>
             </w:r>
           </w:p>
         </w:tc>
@@ -1632,7 +1632,7 @@
                 <w:rFonts w:ascii="Calibri" w:hAnsi="Calibri"/>
                 <w:sz w:val="20"/>
               </w:rPr>
-              <w:t>28 728</w:t>
+              <w:t>10 640</w:t>
             </w:r>
           </w:p>
         </w:tc>
@@ -1648,7 +1648,7 @@
                 <w:rFonts w:ascii="Calibri" w:hAnsi="Calibri"/>
                 <w:sz w:val="20"/>
               </w:rPr>
-              <w:t>4. Annotation ground truth — 36 annotateurs × 200 USD × 4 mois</w:t>
+              <w:t>4. Annotation et vérification — 9 annotateurs × 133 USD × 3 mois</w:t>
             </w:r>
           </w:p>
         </w:tc>
@@ -1662,7 +1662,7 @@
                 <w:rFonts w:ascii="Calibri" w:hAnsi="Calibri"/>
                 <w:sz w:val="20"/>
               </w:rPr>
-              <w:t>28 800</w:t>
+              <w:t>3 591</w:t>
             </w:r>
           </w:p>
         </w:tc>
@@ -1814,7 +1814,7 @@
                 <w:b/>
                 <w:sz w:val="20"/>
               </w:rPr>
-              <w:t>233 428</w:t>
+              <w:t>238 083</w:t>
             </w:r>
           </w:p>
         </w:tc>
@@ -1844,7 +1844,7 @@
                 <w:rFonts w:ascii="Calibri" w:hAnsi="Calibri"/>
                 <w:sz w:val="20"/>
               </w:rPr>
-              <w:t>11 671</w:t>
+              <w:t>11 904</w:t>
             </w:r>
           </w:p>
         </w:tc>
@@ -1876,27 +1876,12 @@
                 <w:b/>
                 <w:sz w:val="20"/>
               </w:rPr>
-              <w:t>245 099</w:t>
+              <w:t>249 987</w:t>
             </w:r>
           </w:p>
         </w:tc>
       </w:tr>
     </w:tbl>
-    <w:p>
-      <w:pPr>
-        <w:spacing w:before="20" w:after="120"/>
-        <w:ind w:left="283"/>
-      </w:pPr>
-      <w:r>
-        <w:rPr>
-          <w:rFonts w:ascii="Calibri" w:hAnsi="Calibri"/>
-          <w:b w:val="0"/>
-          <w:i w:val="0"/>
-          <w:sz w:val="22"/>
-        </w:rPr>
-        <w:t>Co-financement organisation (hors budget LINGUA Africa) : 8 développeurs (backend, frontend, IA, data science, DevOps) × 333 USD (1 500 000 MGA) × 18 mois = 47 952 USD.</w:t>
-      </w:r>
-    </w:p>
     <w:p/>
     <w:p>
       <w:pPr>
@@ -1925,19 +1910,19 @@
           <w:i w:val="0"/>
           <w:sz w:val="22"/>
         </w:rPr>
-        <w:t>Le budget proposé de 245 099 USD reflète fidèlement les activités planifiées et les coûts réels du contexte malgache, en restant en dessous du plafond de 250 000 USD prévu pour la Catégorie 3.</w:t>
+        <w:t>Le budget proposé de 249 987 USD reflète fidèlement les activités planifiées et les coûts réels du contexte malgache, en restant en dessous du plafond de 250 000 USD prévu pour la Catégorie 3.</w:t>
         <w:br/>
         <w:br/>
-        <w:t>Le poste personnel (144 900 USD) couvre l'équipe de direction permanente sur dix-huit mois : le fondateur en conseil stratégique à mi-temps (22 500 USD), la directrice locale à temps plein (36 000 USD), le Chef de projet technique ML (32 400 USD), la Chef de projet Data et Opérations (32 400 USD) et un chef de projet partenariats démarrant au mois 7 (21 600 USD). L'équipe technique de huit développeurs — backend, frontend, IA, data scientists et DevOps — constitue un apport de l'organisation de 47 952 USD (1 500 000 MGA × 18 mois × 8 personnes), non inclus dans la demande LINGUA Africa.</w:t>
+        <w:t>Le poste personnel (192 852 USD) couvre 13 postes sur dix-huit mois : les cinq membres de la direction permanente (fondateur à mi-temps, directrice locale, chef de projet technique ML, chef de projet data et opérations, chef de projet partenariats démarrant au mois 7) et huit développeurs — backend, frontend, IA, data scientists et DevOps — rémunérés à 1 500 000 MGA par mois (333 USD) chacun, pleinement inclus dans le budget LINGUA Africa.</w:t>
         <w:br/>
         <w:br/>
-        <w:t>Le poste collecte terrain (28 728 USD) rémunère 54 collecteurs — trois par dialecte — à 133 USD/mois (600 000 MGA) sur quatre mois actifs de collecte intensive.</w:t>
+        <w:t>Le poste collecte terrain (10 640 USD) rémunère 20 collecteurs à 133 USD/mois (600 000 MGA) sur quatre mois actifs de collecte intensive (20 × 133 × 4 = 10 640 USD).</w:t>
         <w:br/>
         <w:br/>
-        <w:t>Le poste annotation et vérification (28 800 USD) rémunère 36 annotateurs-transcripteurs — deux par dialecte — à 200 USD/mois (900 000 MGA) sur quatre mois de ground truth.</w:t>
+        <w:t>Le poste annotation et vérification (3 591 USD) rémunère 9 annotateurs-transcripteurs à 133 USD/mois (600 000 MGA) sur trois mois actifs de ground truth (9 × 133 × 3 = 3 591 USD).</w:t>
         <w:br/>
         <w:br/>
-        <w:t>Le poste équipement et logiciels (8 000 USD) couvre six ordinateurs portables et le matériel d'enregistrement terrain. Les déplacements (16 000 USD) couvrent les dix-huit régions dialectales. Les ateliers (4 500 USD) financent la formation des équipes terrain, un atelier de restitution et une conférence. Les frais généraux sont limités à 5 % (11 671 USD).</w:t>
+        <w:t>Le poste équipement et logiciels (8 000 USD) couvre six ordinateurs portables et le matériel d'enregistrement terrain. Les déplacements (16 000 USD) couvrent les dix-huit régions dialectales. Les ateliers (4 500 USD) financent la formation des équipes terrain, un atelier de restitution et une conférence. Les frais généraux sont limités à 5 % (11 904 USD).</w:t>
       </w:r>
     </w:p>
     <w:p>

--- a/LINGUA_Africa_Candidature_MGVaovao.docx
+++ b/LINGUA_Africa_Candidature_MGVaovao.docx
@@ -591,7 +591,7 @@
         <w:t>Un premier proof of concept couvrant quatre dialectes est fonctionnel depuis avril 2026, avec une latence inférieure à cinq secondes, sur Cloud Run GPU. Ce prototype démontre la faisabilité technique de l'approche et constitue une base concrète à améliorer et à étendre. Depuis le lancement du projet fin 2025, l'équipe a déjà constitué environ 1 000 paires de données, ce qui confirme la faisabilité opérationnelle de la collecte.</w:t>
         <w:br/>
         <w:br/>
-        <w:t>Le soutien de LINGUA Africa permettra d'étendre la couverture aux 14 dialectes restants, de constituer les premières ressources linguistiques vocales ouvertes pour l'ensemble du malgache dialectal, et de déployer ce service dans les programmes d'éducation, de santé et d'inclusion civique de MGVaovao - Maison du Numérique, un centre communautaire qui accueille plus de 550 personnes par mois et a formé plus de 5 000 individus depuis son inauguration en février 2024.</w:t>
+        <w:t>Le soutien de LINGUA Africa permettra d'étendre la couverture aux 14 dialectes restants, de constituer les premières ressources linguistiques vocales ouvertes pour l'ensemble du malgache dialectal, et de déployer ce service dans les programmes d'éducation, de santé et d'inclusion civique de MGVaovao - Maison du Numérique, un centre communautaire qui accueille plus de touché plus de 5 500 bénéficiaires uniques et accompagné 2 366 personnes certifiées depuis son inauguration en février 2024.</w:t>
       </w:r>
     </w:p>
     <w:p>
@@ -633,10 +633,10 @@
         <w:t>À ce jour, moins de dix travaux académiques publiés traitent du traitement automatique du langage malgache dans sa diversité dialectale. Les grandes bases de données multilingues telles que Common Voice, FLORES-200 et OPUS contiennent des données pour le malgache officiel, mais aucune pour ses variétés dialectales. MGVaovao - Maison du Numérique crée ces ressources pour la première fois, avec rigueur, dans un cadre communautaire et sous licences entièrement ouvertes.</w:t>
         <w:br/>
         <w:br/>
-        <w:t>Les bénéficiaires directs sont les locuteurs de dialectes malgaches sous-représentés, soit une population estimée à plus de quinze millions de personnes. Les bénéficiaires indirects incluent les prestataires de services éducatifs, sanitaires et civiques. Parmi les programmes actifs de la Maison du Numérique figure l'inclusion numérique des enfants atteints de trisomie 21, une initiative qui illustre que la mission de l'organisation embrasse toutes les formes d'exclusion.</w:t>
+        <w:t>Les bénéficiaires directs sont les locuteurs de dialectes malgaches sous-représentés, soit une population estimée à plus de quinze millions de personnes. Les bénéficiaires indirects incluent les prestataires de services éducatifs, sanitaires et civiques. Parmi les programmes actifs de la Maison du Numérique figurent l'inclusion numérique des enfants porteurs de trisomie 21 — 28 enfants accompagnés sur trois cohortes en partenariat avec Down Syndrome Madagascar — et le programme Ampela Online dédié à l'entrepreneuriat féminin, des initiatives qui illustrent que la mission de l'organisation embrasse toutes les formes d'exclusion.</w:t>
         <w:br/>
         <w:br/>
-        <w:t>L'équipe portant ce projet est ancrée localement et compétente techniquement à un niveau international. Fenitra Ravelomanantsoa, fondateur de Madagasikara Vaovao, est Directeur des affaires juridiques et réglementaires Cloud (Head of Cloud Regulatory) au sein de Google à Zurich, où il supervise la conformité réglementaire des infrastructures cloud à l'échelle internationale. Norolala Randrianarison assure la direction opérationnelle quotidienne. Guillaume Rakotonjanahary Tsantaniaina et Karine Maholisoa Rajaofera dirigent chacun un volet complémentaire du projet. Guillaume est Chef de projet technique en charge du développement ML, de l'architecture du pipeline et du déploiement cloud. Titulaire d'un Master en Big Data et IA obtenu avec mention Très Bien (17,2/20 à l'ESTIA France), il a développé au cours de ses cinq années d'expérience une gamme étendue de systèmes IA : pipelines Speech AI complets, systèmes multi-agents LLM avec LangGraph et Google ADK, architectures RAG hybrides, modèles de vision par ordinateur et infrastructures MLOps sur Vertex AI. Sa participation à IndabaX Madagascar 2023 (3e place, classification NLP médicale à 94 % de précision) et au DataTour 2025 (compétition pan-africaine) témoignent de son engagement dans l'écosystème IA africain. Karine Maholisoa Rajaofera, Chef de projet Data, Opérations et Fonctionnel, apporte dix ans d'expérience dans les opérations de données, l'annotation et la coordination de collectes à grande échelle. Cette complémentarité entre expertise ML de haut niveau et maîtrise des opérations de données rend ce projet techniquement solide et ancré dans une réalité communautaire opérationnelle.</w:t>
+        <w:t>L'équipe portant ce projet est ancrée localement et compétente techniquement à un niveau international. Fenitra Ravelomanantsoa, fondateur de Madagasikara Vaovao, est Head of Cloud Regulatory Affairs chez Google à Zurich — premier Malgache à accéder à des fonctions de direction stratégique dans cette entreprise. Il intervient dans les grands forums internationaux sur la gouvernance de l'IA et la modernisation des infrastructures publiques par le Cloud. Norolala Randrianarison assure la direction opérationnelle quotidienne. Guillaume Rakotonjanahary Tsantaniaina et Karine Maholisoa Rajaofera dirigent chacun un volet complémentaire du projet. Guillaume est Chef de projet technique en charge du développement ML, de l'architecture du pipeline et du déploiement cloud. Titulaire d'un Master en Big Data et IA obtenu avec mention Très Bien (17,2/20 à l'ESTIA France), il a développé au cours de ses cinq années d'expérience une gamme étendue de systèmes IA : pipelines Speech AI complets, systèmes multi-agents LLM avec LangGraph et Google ADK, architectures RAG hybrides, modèles de vision par ordinateur et infrastructures MLOps sur Vertex AI. Sa participation à IndabaX Madagascar 2023 (3e place, classification NLP médicale à 94 % de précision) et au DataTour 2025 (compétition pan-africaine) témoignent de son engagement dans l'écosystème IA africain. Karine Maholisoa Rajaofera, Chef de projet Data, Opérations et Fonctionnel, apporte dix ans d'expérience dans les opérations de données, l'annotation et la coordination de collectes à grande échelle. Cette complémentarité entre expertise ML de haut niveau et maîtrise des opérations de données rend ce projet techniquement solide et ancré dans une réalité communautaire opérationnelle.</w:t>
       </w:r>
     </w:p>
     <w:p>
@@ -705,7 +705,7 @@
         <w:t>Ce projet de traduction dialectale porté par MGVaovao - Maison du Numérique se déploie à l'intersection de trois domaines prioritaires définis par LINGUA Africa.</w:t>
         <w:br/>
         <w:br/>
-        <w:t>Le premier est l'éducation. La Maison du Numérique accueille chaque mois plus de 550 jeunes et adultes dans ses programmes de formation numérique, dont E-JERY et HOLI DEV, soutenus par Telma Madagascar. De façon encore plus remarquable, la Maison du Numérique a développé un programme d'inclusion numérique spécifiquement destiné aux enfants atteints de trisomie 21, une initiative portée par ses bénévoles qui témoigne d'une conception radicalement inclusive du numérique. L'intégration d'un système de traduction dialectale dans ces programmes permettra de s'adresser aux apprenants dans leur variété linguistique maternelle, améliorant ainsi la compréhension et l'engagement. Les sous-domaines ciblés comprennent l'alphabétisation numérique, l'éducation de base et l'éducation spécialisée.</w:t>
+        <w:t>Le premier est l'éducation. La Maison du Numérique a accompagné plus de 5 500 bénéficiaires uniques dans ses programmes de formation numérique, dont 2 366 personnes certifiées via e-jery, ANKY et Madagascar DataCamp. De façon encore plus remarquable, la Maison du Numérique a développé un programme d'inclusion numérique pour les enfants porteurs de trisomie 21 — 28 enfants accompagnés en partenariat avec Down Syndrome Madagascar — et le programme Ampela Online pour l'entrepreneuriat féminin, des initiatives qui témoignent d'une conception radicalement inclusive du numérique. L'intégration d'un système de traduction dialectale dans ces programmes permettra de s'adresser aux apprenants dans leur variété linguistique maternelle, améliorant ainsi la compréhension et l'engagement. Les sous-domaines ciblés comprennent l'alphabétisation numérique, l'éducation de base et l'éducation spécialisée.</w:t>
         <w:br/>
         <w:br/>
         <w:t>Le deuxième est la santé publique. En partenariat avec des acteurs de santé communautaire, le système permettra de diffuser des messages de prévention couvrant la santé maternelle et infantile, la vaccination et la gestion des épidémies dans les dialectes des régions concernées.</w:t>
@@ -843,7 +843,7 @@
         <w:t>L'impact attendu s'articule autour de quatre axes. En matière d'éducation, le système permet aux formateurs de s'adresser aux apprenants dans leur variété maternelle. En matière de santé, des partenaires de santé communautaire peuvent diffuser des messages de prévention dans les dialectes des régions ciblées, sans nécessiter de traducteur humain. En matière d'inclusion civique, des informations sur les droits des citoyens et les procédures administratives peuvent être rendues accessibles en dialecte. Sur le plan de la souveraineté numérique enfin, Madagascar disposera pour la première fois d'une infrastructure linguistique ouverte construite par des Malgaches pour des Malgaches.</w:t>
         <w:br/>
         <w:br/>
-        <w:t>La Maison du Numérique constitue l'environnement de pilotage idéal : plus de 550 utilisateurs mensuels, 5 000 personnes formées depuis l'inauguration de février 2024, un réseau de partenaires établis que sont Telma, Sayna, CoderDojo Antananarivo, STEM4Good Madagascar et ANKY, ainsi qu'une communauté de plus de 26 bénévoles actifs. Ce tissu humain garantit que le système sera évalué par des utilisateurs réels, dans leur contexte réel, avec des besoins réels.</w:t>
+        <w:t>La Maison du Numérique constitue l'environnement de pilotage idéal : plus de 5 500 bénéficiaires uniques, 2 366 personnes formées et certifiées via e-jery, ANKY et Madagascar DataCamp, ainsi qu'une communauté de plus de 26 bénévoles actifs. Ce tissu humain garantit que le système sera évalué par des utilisateurs réels, dans leur contexte réel, avec des besoins réels.</w:t>
       </w:r>
     </w:p>
     <w:p>
@@ -1180,7 +1180,7 @@
         <w:t>Sur le consentement et la protection des locuteurs, chaque participant signe un formulaire de consentement éclairé disponible en malgache officiel et dans la variété dialectale de la région de collecte. Ce formulaire explique la nature des données collectées, leur usage prévu, la licence CC BY 4.0 sous laquelle elles seront publiées, ainsi que le droit de retrait à tout moment avant la publication. Les mineurs ne participent qu'avec le consentement écrit d'un parent ou tuteur.</w:t>
         <w:br/>
         <w:br/>
-        <w:t>Sur l'inclusion et la représentation, le protocole de collecte impose une parité de genre : au minimum 50 % des locuteurs enregistrés dans chaque dialecte sont des femmes. La diversité d'âge est prise en compte avec trois tranches couvrant les 18 à 35 ans, les 36 à 55 ans et les 55 ans et plus. Les coordinateurs locaux sont eux-mêmes membres des communautés ciblées. L'engagement de la Maison du Numérique pour l'inclusion va au-delà du genre et de l'âge : l'organisation conduit déjà un programme spécifique d'inclusion numérique pour les enfants atteints de trisomie 21, ce qui témoigne de façon tangible que l'équité et l'inclusion sont des pratiques quotidiennes documentées et non de simples déclarations d'intention.</w:t>
+        <w:t>Sur l'inclusion et la représentation, le protocole de collecte impose une parité de genre : au minimum 50 % des locuteurs enregistrés dans chaque dialecte sont des femmes. La diversité d'âge est prise en compte avec trois tranches couvrant les 18 à 35 ans, les 36 à 55 ans et les 55 ans et plus. Les coordinateurs locaux sont eux-mêmes membres des communautés ciblées. L'engagement de la Maison du Numérique pour l'inclusion va au-delà du genre et de l'âge : l'organisation conduit déjà un programme spécifique d'inclusion numérique pour les enfants porteurs de trisomie 21 — 28 enfants accompagnés en partenariat avec Down Syndrome Madagascar — et le programme Ampela Online pour l'entrepreneuriat féminin, ce qui témoigne de façon tangible que l'équité et l'inclusion sont des pratiques quotidiennes documentées.</w:t>
         <w:br/>
         <w:br/>
         <w:t>Sur les licences et l'ouverture, tous les livrables produits sont publiés sous des licences pleinement ouvertes : Apache 2.0 pour les modèles et le code, Creative Commons BY 4.0 pour les données.</w:t>
@@ -1189,7 +1189,7 @@
         <w:t>Sur l'impact environnemental, le projet optimise délibérément son empreinte de calcul via l'utilisation de modèles distillés, la quantification INT8, le fine-tuning LoRA et une infrastructure de production à scale-to-zero éliminant la consommation d'énergie en dehors des périodes d'utilisation active.</w:t>
         <w:br/>
         <w:br/>
-        <w:t>Sur la gouvernance des données, les données collectées sont stockées sur GCS avec chiffrement au repos et accès restreint à l'équipe du projet. Fenitra Ravelomanantsoa, en tant que juriste spécialisé en droit numérique et Directeur des affaires juridiques et réglementaires Cloud chez Google, garantit personnellement la conformité du projet avec les standards internationaux de protection des données. Cette expertise de directeur au sein d'une des principales entreprises technologiques mondiales est rare dans les projets de données africaines et constitue un atout distinctif de cette candidature.</w:t>
+        <w:t>Sur la gouvernance des données, les données collectées sont stockées sur GCS avec chiffrement au repos et accès restreint à l'équipe du projet. Fenitra Ravelomanantsoa, Head of Cloud Regulatory Affairs chez Google, garantit personnellement la conformité du projet avec les standards internationaux de protection des données. Cette expertise au sein d'une des principales entreprises technologiques mondiales est rare dans les projets de données africaines et constitue un atout distinctif de cette candidature.</w:t>
       </w:r>
     </w:p>
     <w:p>
@@ -1219,7 +1219,7 @@
           <w:i w:val="0"/>
           <w:sz w:val="22"/>
         </w:rPr>
-        <w:t>Non. MGVaovao - Maison du Numérique (Madagasikara Vaovao) soumet cette proposition en tant qu'organisation principale. Le projet s'appuie sur un réseau de partenaires opérationnels établis, à savoir Telma Madagascar, Sayna, CoderDojo Antananarivo, STEM4Good Madagascar et ANKY, mais ceux-ci interviennent comme partenaires et non comme co-candidats formels. Des lettres de soutien peuvent être fournies sur demande.</w:t>
+        <w:t>Non. MGVaovao - Maison du Numérique (Madagasikara Vaovao) soumet cette proposition en tant qu'organisation principale. Le projet s'appuie sur un réseau de partenaires opérationnels établis — e-jery, ANKY, Madagascar DataCamp et Down Syndrome Madagascar — mais ceux-ci interviennent comme partenaires et non comme co-candidats formels. Des lettres de soutien peuvent être fournies sur demande.</w:t>
       </w:r>
     </w:p>
     <w:p>
@@ -1249,7 +1249,7 @@
           <w:i w:val="0"/>
           <w:sz w:val="22"/>
         </w:rPr>
-        <w:t>Des lettres de soutien peuvent être sollicitées auprès des partenaires opérationnels de la Maison du Numérique, notamment Telma Madagascar pour les programmes E-JERY et HOLI DEV, Sayna, CoderDojo Antananarivo, STEM4Good Madagascar et ANKY. Ces partenariats sont actifs et documentés depuis l'inauguration de la Maison du Numérique en février 2024.</w:t>
+        <w:t>Des lettres de soutien peuvent être sollicitées auprès des partenaires opérationnels de la Maison du Numérique, notamment e-jery (formation numérique, 1 483 personnes certifiées), ANKY (472), Madagascar DataCamp (411) et Down Syndrome Madagascar (programme trisomie 21). Ces partenariats sont actifs et documentés depuis l'inauguration de la Maison du Numérique en février 2024.</w:t>
         <w:br/>
         <w:br/>
         <w:t>La documentation complémentaire du projet est accessible directement dans les dépôts publics GitHub. Le dépôt github.com/mgvaovao/ml contient le fichier README détaillé décrivant l'architecture complète du pipeline, les instructions de reproduction de l'affinement, les métriques d'évaluation obtenues et la structure des données, ainsi qu'un fichier MGVaovao_Architecture_Complete.md qui documente l'ensemble des choix architecturaux, des dépendances et du flux de données. Le dépôt github.com/mgvaovao/backend_ia contient de même un README complet et la documentation de l'API. L'ensemble de ces ressources est publié sous licence Apache 2.0.</w:t>
@@ -1298,7 +1298,7 @@
           <w:i w:val="0"/>
           <w:sz w:val="22"/>
         </w:rPr>
-        <w:t>Juriste de formation et Directeur des affaires juridiques et réglementaires Cloud (Head of Cloud Regulatory) chez Google à Zurich, Fenitra occupe un poste de direction dans l'une des principales entreprises technologiques mondiales, où il supervise la conformité réglementaire des infrastructures cloud à l'échelle internationale. Après plus de 20 ans de carrière internationale à Paris, Barcelone, Londres et Zurich, il a fondé l'association Madagasikara Vaovao et MGVaovao - Maison du Numérique en novembre 2023, convaincu que son expertise en gouvernance des technologies, protection des données et compliance cloud pouvait bénéficier directement à son pays. Il supervise la stratégie globale, les partenariats institutionnels et la gouvernance éthique du projet.</w:t>
+        <w:t>Head of Cloud Regulatory Affairs chez Google à Zurich, Fenitra est le premier Malgache à accéder à des fonctions de direction stratégique dans cette entreprise. Il intervient régulièrement dans les grands forums internationaux sur la gouvernance de l'IA et la modernisation des infrastructures publiques par le Cloud. Après plus de 20 ans de carrière internationale à Paris, Barcelone, Londres et Zurich, il a fondé l'association Madagasikara Vaovao et MGVaovao - Maison du Numérique en novembre 2023, convaincu que son expertise en gouvernance des technologies, protection des données et compliance cloud pouvait bénéficier directement à son pays. Il supervise la stratégie globale, les partenariats institutionnels et la gouvernance éthique du projet.</w:t>
       </w:r>
     </w:p>
     <w:p>
@@ -1391,7 +1391,7 @@
           <w:i w:val="0"/>
           <w:sz w:val="22"/>
         </w:rPr>
-        <w:t>Titulaire d'un Bachelor en Business Management, Karine apporte dix ans d'expérience dans les opérations de données, la collecte à grande échelle et la coordination terrain. Spécialiste des données et experte en lidar chez SmartOne.ai, elle a conduit des projets de collecte, d'annotation et de validation de données en conditions réelles sur une décennie. Elle rejoint MGVaovao - Maison du Numérique en septembre 2025 et pilote depuis lors le programme d'IA sur les dialectes malgaches en tant que chef de projet principal. Elle supervise le cycle complet de collecte vocale dans les quatorze régions dialectales, définit les protocoles d'annotation, assure le contrôle qualité des transcriptions, coordonne les équipes terrain et traduit les besoins métier en spécifications fonctionnelles pour le pipeline technique. Maîtrisant les outils bureautiques et collaboratifs tels que Word, Excel, Google Sheets et l'ensemble des plateformes Google, elle assure l'interface entre les réalités opérationnelles du terrain et le volet technique. Elle pilote également le programme d'inclusion numérique des enfants atteints de trisomie 21 à la Maison du Numérique.</w:t>
+        <w:t>Titulaire d'un Bachelor en Business Management, Karine apporte dix ans d'expérience dans les opérations de données, la collecte à grande échelle et la coordination terrain. Spécialiste des données et experte en lidar chez SmartOne.ai, elle a conduit des projets de collecte, d'annotation et de validation de données en conditions réelles sur une décennie. Elle rejoint MGVaovao - Maison du Numérique en septembre 2025 et pilote depuis lors le programme d'IA sur les dialectes malgaches en tant que chef de projet principal. Elle supervise le cycle complet de collecte vocale dans les quatorze régions dialectales, définit les protocoles d'annotation, assure le contrôle qualité des transcriptions, coordonne les équipes terrain et traduit les besoins métier en spécifications fonctionnelles pour le pipeline technique. Maîtrisant les outils bureautiques et collaboratifs tels que Word, Excel, Google Sheets et l'ensemble des plateformes Google, elle assure l'interface entre les réalités opérationnelles du terrain et le volet technique. Elle pilote également le programme d'inclusion numérique des enfants porteurs de trisomie 21 (28 enfants accompagnés en partenariat avec Down Syndrome Madagascar) à la Maison du Numérique.</w:t>
       </w:r>
     </w:p>
     <w:p>
@@ -1464,7 +1464,7 @@
         <w:t>Sur le plan académique, le projet s'appuie sur les travaux fondateurs de la communauté Masakhane, sur les publications de l'équipe NLLB de Costa-jussà et al. (2022) pour la traduction multilingue, sur les travaux de Pratap et al. (2023) sur MMS pour la synthèse vocale multilingue, et sur les avancées en reconnaissance automatique de la parole pour les langues sous-dotées.</w:t>
         <w:br/>
         <w:br/>
-        <w:t>La Maison du Numérique apporte une base communautaire documentée et vérifiable : 5 000 personnes formées depuis l'inauguration de février 2024, 550 utilisateurs mensuels actifs, et des partenariats opérationnels établis avec Telma Madagascar, Sayna, CoderDojo Antananarivo, STEM4Good Madagascar et ANKY.</w:t>
+        <w:t>La Maison du Numérique apporte une base communautaire documentée et vérifiable : plus de 5 500 bénéficiaires uniques depuis son inauguration de février 2024, 2 366 personnes formées et certifiées via e-jery (1 483), ANKY (472) et Madagascar DataCamp (411), et 28 enfants porteurs de trisomie 21 accompagnés en partenariat avec Down Syndrome Madagascar.</w:t>
       </w:r>
     </w:p>
     <w:p>
@@ -2210,7 +2210,7 @@
           <w:color w:val="960000"/>
           <w:sz w:val="20"/>
         </w:rPr>
-        <w:t>NOTE 3 — Lettres de soutien (Q14) : préparez des lettres de soutien de Telma et/ou Sayna. Ces lettres renforceront significativement le dossier.</w:t>
+        <w:t>NOTE 3 — Lettres de soutien (Q14) : préparez des lettres de soutien de e-jery et/ou ANKY et Down Syndrome Madagascar. Ces lettres renforceront significativement le dossier.</w:t>
       </w:r>
     </w:p>
     <w:p>

--- a/LINGUA_Africa_Candidature_MGVaovao.docx
+++ b/LINGUA_Africa_Candidature_MGVaovao.docx
@@ -591,7 +591,7 @@
         <w:t>Un premier proof of concept couvrant quatre dialectes est fonctionnel depuis avril 2026, avec une latence inférieure à cinq secondes, sur Cloud Run GPU. Ce prototype démontre la faisabilité technique de l'approche et constitue une base concrète à améliorer et à étendre. Depuis le lancement du projet fin 2025, l'équipe a déjà constitué environ 1 000 paires de données, ce qui confirme la faisabilité opérationnelle de la collecte.</w:t>
         <w:br/>
         <w:br/>
-        <w:t>Le soutien de LINGUA Africa permettra d'étendre la couverture aux 14 dialectes restants, de constituer les premières ressources linguistiques vocales ouvertes pour l'ensemble du malgache dialectal, et de déployer ce service dans les programmes d'éducation, de santé et d'inclusion civique de MGVaovao - Maison du Numérique, un centre communautaire qui accueille plus de touché plus de 5 500 bénéficiaires uniques et accompagné 2 366 personnes certifiées depuis son inauguration en février 2024.</w:t>
+        <w:t>Le soutien de LINGUA Africa permettra d'étendre la couverture aux 14 dialectes restants, de constituer les premières ressources linguistiques vocales ouvertes pour l'ensemble du malgache dialectal, et de déployer ce service dans les programmes d'éducation, de santé et d'inclusion civique de MGVaovao - Maison du Numérique — nominée au prix RSE de l'Année 2026 du CEO Summit Indian Ocean —, un centre communautaire qui a touché plus de 5 500 bénéficiaires uniques (48 % de femmes, de 7 à 65 ans, accès entièrement gratuit) et accompagné 2 366 personnes certifiées depuis son inauguration en février 2024.</w:t>
       </w:r>
     </w:p>
     <w:p>
@@ -636,7 +636,7 @@
         <w:t>Les bénéficiaires directs sont les locuteurs de dialectes malgaches sous-représentés, soit une population estimée à plus de quinze millions de personnes. Les bénéficiaires indirects incluent les prestataires de services éducatifs, sanitaires et civiques. Parmi les programmes actifs de la Maison du Numérique figurent l'inclusion numérique des enfants porteurs de trisomie 21 — 28 enfants accompagnés sur trois cohortes en partenariat avec Down Syndrome Madagascar — et le programme Ampela Online dédié à l'entrepreneuriat féminin, des initiatives qui illustrent que la mission de l'organisation embrasse toutes les formes d'exclusion.</w:t>
         <w:br/>
         <w:br/>
-        <w:t>L'équipe portant ce projet est ancrée localement et compétente techniquement à un niveau international. Fenitra Ravelomanantsoa, fondateur de Madagasikara Vaovao, est Head of Cloud Regulatory Affairs chez Google à Zurich — premier Malgache à accéder à des fonctions de direction stratégique dans cette entreprise. Il intervient dans les grands forums internationaux sur la gouvernance de l'IA et la modernisation des infrastructures publiques par le Cloud. Norolala Randrianarison assure la direction opérationnelle quotidienne. Guillaume Rakotonjanahary Tsantaniaina et Karine Maholisoa Rajaofera dirigent chacun un volet complémentaire du projet. Guillaume est Chef de projet technique en charge du développement ML, de l'architecture du pipeline et du déploiement cloud. Titulaire d'un Master en Big Data et IA obtenu avec mention Très Bien (17,2/20 à l'ESTIA France), il a développé au cours de ses cinq années d'expérience une gamme étendue de systèmes IA : pipelines Speech AI complets, systèmes multi-agents LLM avec LangGraph et Google ADK, architectures RAG hybrides, modèles de vision par ordinateur et infrastructures MLOps sur Vertex AI. Sa participation à IndabaX Madagascar 2023 (3e place, classification NLP médicale à 94 % de précision) et au DataTour 2025 (compétition pan-africaine) témoignent de son engagement dans l'écosystème IA africain. Karine Maholisoa Rajaofera, Chef de projet Data, Opérations et Fonctionnel, apporte dix ans d'expérience dans les opérations de données, l'annotation et la coordination de collectes à grande échelle. Cette complémentarité entre expertise ML de haut niveau et maîtrise des opérations de données rend ce projet techniquement solide et ancré dans une réalité communautaire opérationnelle.</w:t>
+        <w:t>L'équipe portant ce projet est ancrée localement et compétente techniquement à un niveau international. Fenitra Ravelomanantsoa, fondateur de Madagasikara Vaovao, est Head of Cloud Regulatory Affairs chez Google à Zurich — premier Malgache à accéder à des fonctions de direction stratégique dans cette entreprise. Il intervient régulièrement dans les grands forums internationaux sur la gouvernance de l'IA — dont le CEO Summit Indian Ocean (avril 2026), où il est également candidat au prix CEO de l'Année — et la modernisation des infrastructures publiques par le Cloud. Norolala Randrianarison assure la direction opérationnelle quotidienne. Guillaume Rakotonjanahary Tsantaniaina et Karine Maholisoa Rajaofera dirigent chacun un volet complémentaire du projet. Guillaume est Chef de projet technique en charge du développement ML, de l'architecture du pipeline et du déploiement cloud. Titulaire d'un Master en Big Data et IA obtenu avec mention Très Bien (17,2/20 à l'ESTIA France), il a développé au cours de ses cinq années d'expérience une gamme étendue de systèmes IA : pipelines Speech AI complets, systèmes multi-agents LLM avec LangGraph et Google ADK, architectures RAG hybrides, modèles de vision par ordinateur et infrastructures MLOps sur Vertex AI. Sa participation à IndabaX Madagascar 2023 (3e place, classification NLP médicale à 94 % de précision) et au DataTour 2025 (compétition pan-africaine) témoignent de son engagement dans l'écosystème IA africain. Karine Maholisoa Rajaofera, Chef de projet Data, Opérations et Fonctionnel, apporte dix ans d'expérience dans les opérations de données, l'annotation et la coordination de collectes à grande échelle. Cette complémentarité entre expertise ML de haut niveau et maîtrise des opérations de données rend ce projet techniquement solide et ancré dans une réalité communautaire opérationnelle.</w:t>
       </w:r>
     </w:p>
     <w:p>
@@ -1298,7 +1298,7 @@
           <w:i w:val="0"/>
           <w:sz w:val="22"/>
         </w:rPr>
-        <w:t>Head of Cloud Regulatory Affairs chez Google à Zurich, Fenitra est le premier Malgache à accéder à des fonctions de direction stratégique dans cette entreprise. Il intervient régulièrement dans les grands forums internationaux sur la gouvernance de l'IA et la modernisation des infrastructures publiques par le Cloud. Après plus de 20 ans de carrière internationale à Paris, Barcelone, Londres et Zurich, il a fondé l'association Madagasikara Vaovao et MGVaovao - Maison du Numérique en novembre 2023, convaincu que son expertise en gouvernance des technologies, protection des données et compliance cloud pouvait bénéficier directement à son pays. Il supervise la stratégie globale, les partenariats institutionnels et la gouvernance éthique du projet.</w:t>
+        <w:t>Head of Cloud Regulatory Affairs chez Google à Zurich — premier Malgache à accéder à un poste de direction stratégique dans cette entreprise —, Fenitra supervise la conformité réglementaire des infrastructures cloud à l'échelle internationale. Intervenant au CEO Summit Indian Ocean (avril 2026) et candidat au prix CEO de l'Année, il a fondé l'association Madagasikara Vaovao et MGVaovao - Maison du Numérique en novembre 2023 sur un modèle philanthropique unique : financé exclusivement sur les fonds propres du fondateur, la Maison du Numérique offre un accès entièrement gratuit (0 ariary) à la formation numérique pour les communautés malgaches. Il supervise la stratégie globale, les partenariats institutionnels et la gouvernance éthique du projet.</w:t>
       </w:r>
     </w:p>
     <w:p>
@@ -1458,13 +1458,13 @@
         <w:t>MGVaovao - Maison du Numérique, fondée en novembre 2023, opère depuis son inauguration en février 2024. C'est sur cette base institutionnelle solide que le projet de traduction speech-to-speech en dialectes malgaches a été lancé fin 2025, après une phase préliminaire d'évaluation des architectures ASR et TTS existantes pour les langues à faibles ressources, notamment Whisper, Chirp de Vertex AI Studio et les architectures VITS, qui a permis d'établir la méthodologie d'adaptation par transfert aujourd'hui au cœur du pipeline.</w:t>
         <w:br/>
         <w:br/>
-        <w:t>Ce prototype de traduction parole-vers-parole est opérationnel depuis avril 2026 pour quatre dialectes, à savoir le malgache officiel, le betsileo, le betsimisaraka et le sakalava, avec une latence de bout en bout inférieure à cinq secondes. Il constitue un premier résultat concret à améliorer et à étendre, non un système finalisé. Environ 1 000 paires de données ont déjà été constituées, ce qui démontre la capacité opérationnelle de l'équipe à collecter et traiter des données dialectales réelles.</w:t>
+        <w:t>Ce prototype est opérationnel depuis avril 2026 pour quatre dialectes (malgache officiel, betsileo, betsimisaraka, sakalava), avec une latence de bout en bout inférieure à cinq secondes ; c'est un premier résultat à étendre, non un système finalisé. Environ 1 000 paires de données ont déjà été constituées, comprenant des paires texte-texte pour la traduction neuronale et des paires texte-audio pour la synthèse vocale.</w:t>
         <w:br/>
         <w:br/>
         <w:t>Sur le plan académique, le projet s'appuie sur les travaux fondateurs de la communauté Masakhane, sur les publications de l'équipe NLLB de Costa-jussà et al. (2022) pour la traduction multilingue, sur les travaux de Pratap et al. (2023) sur MMS pour la synthèse vocale multilingue, et sur les avancées en reconnaissance automatique de la parole pour les langues sous-dotées.</w:t>
         <w:br/>
         <w:br/>
-        <w:t>La Maison du Numérique apporte une base communautaire documentée et vérifiable : plus de 5 500 bénéficiaires uniques depuis son inauguration de février 2024, 2 366 personnes formées et certifiées via e-jery (1 483), ANKY (472) et Madagascar DataCamp (411), et 28 enfants porteurs de trisomie 21 accompagnés en partenariat avec Down Syndrome Madagascar.</w:t>
+        <w:t>La Maison du Numérique apporte une base communautaire documentée et vérifiable : plus de 5 500 bénéficiaires uniques depuis son inauguration de février 2024, 2 366 personnes formées et certifiées via e-jery (1 483), ANKY (472) et Madagascar DataCamp (411), et 28 enfants porteurs de trisomie 21 accompagnés en partenariat avec Down Syndrome Madagascar. Nominée au prix RSE de l'Année 2026 (CEO Summit Indian Ocean), MGVaovao bénéficie d'une reconnaissance externe de son impact social.</w:t>
       </w:r>
     </w:p>
     <w:p>

--- a/LINGUA_Africa_Candidature_MGVaovao.docx
+++ b/LINGUA_Africa_Candidature_MGVaovao.docx
@@ -289,7 +289,7 @@
           <w:i w:val="0"/>
           <w:sz w:val="22"/>
         </w:rPr>
-        <w:t>https://mgvaovao.com  |  https://github.com/mgvaovao/ml  |  https://github.com/mgvaovao/backend_ia  |  https://www.linkedin.com/company/maison-du-num%C3%A9rique-madagascar  |  https://www.facebook.com/profile.php?id=61552728359577</w:t>
+        <w:t>https://mgvaovao.com  |  https://github.com/mgvaovao-Mdn/ml  |  https://github.com/mgvaovao-Mdn/backend_ia  |  https://www.linkedin.com/company/maison-du-num%C3%A9rique-madagascar  |  https://www.facebook.com/profile.php?id=61552728359577</w:t>
       </w:r>
     </w:p>
     <w:p>
@@ -801,7 +801,7 @@
         <w:t>La quatrième composante est le module de synthèse vocale dialectale, basé sur MMS-TTS-MLG VITS de Meta, affiné par dialecte à partir de 80 à 150 échantillons audio de haute qualité, en une à deux heures sur GPU L4 Spot, via le framework ylacombe/finetune-hf-vits. Chaque checkpoint de dialecte est versionné dans Vertex AI Model Registry avec ses métadonnées d'évaluation. Les checkpoints sont publiés sous licence Apache 2.0.</w:t>
         <w:br/>
         <w:br/>
-        <w:t>L'ensemble du pipeline est exposé via une API FastAPI déployée sur Google Cloud Run GPU avec un GPU NVIDIA L4 de 24 Go, avec une latence de bout en bout inférieure à cinq secondes et une empreinte VRAM totale de 6,2 Go permettant trois à cinq sessions concurrentes par instance. Le code source complet, les scripts d'affinement et la documentation technique sont publiés sur GitHub aux adresses github.com/mgvaovao/ml et github.com/mgvaovao/backend_ia, sous licence Apache 2.0.</w:t>
+        <w:t>L'ensemble du pipeline est exposé via une API FastAPI déployée sur Google Cloud Run GPU avec un GPU NVIDIA L4 de 24 Go, avec une latence de bout en bout inférieure à cinq secondes et une empreinte VRAM totale de 6,2 Go permettant trois à cinq sessions concurrentes par instance. Le code source complet, les scripts d'affinement et la documentation technique sont publiés sur GitHub aux adresses github.com/mgvaovao-Mdn/ml et github.com/mgvaovao-Mdn/backend_ia, sous licence Apache 2.0.</w:t>
         <w:br/>
         <w:br/>
         <w:t>Ces composants correspondent aux modèles les plus performants disponibles au moment du développement du prototype. L'architecture est modulaire : si des modèles plus puissants ou mieux adaptés aux langues à très faibles ressources venaient à émerger au cours du projet, leur intégration dans le pipeline serait envisagée et évaluée selon les mêmes critères de qualité.</w:t>
@@ -1057,7 +1057,7 @@
         <w:t>Le pipeline de modèles, aussi performant soit-il, ne produit d'impact que s'il est accessible à des utilisateurs non techniques. La couche applicative constitue le point de contact direct avec les bénéficiaires.</w:t>
         <w:br/>
         <w:br/>
-        <w:t>L'API FastAPI déployée sur Cloud Run GPU expose les modèles via des endpoints REST documentés, permettant à tout partenaire institutionnel d'intégrer le service de traduction dialectale dans ses propres outils. L'API gère l'authentification, la sélection du dialecte cible, la validation des entrées audio et la remontée d'erreurs structurées. Le code source complet est publié sur github.com/mgvaovao/backend_ia sous licence Apache 2.0.</w:t>
+        <w:t>L'API FastAPI déployée sur Cloud Run GPU expose les modèles via des endpoints REST documentés, permettant à tout partenaire institutionnel d'intégrer le service de traduction dialectale dans ses propres outils. L'API gère l'authentification, la sélection du dialecte cible, la validation des entrées audio et la remontée d'erreurs structurées. Le code source complet est publié sur github.com/mgvaovao-Mdn/backend_ia sous licence Apache 2.0.</w:t>
         <w:br/>
         <w:br/>
         <w:t>Par-dessus cette API, une interface temps réel — WebRTC pour les accès navigateur ou WebSocket pour les intégrations partenaires — permet des sessions de traduction interactive à moins de cinq secondes de latence. La détection de fin de phrase s'appuie sur Silero VAD, déjà intégré au pipeline, qui segmente le flux audio entrant en fenêtres de 32 ms et déclenche chaque cycle de traduction dès la fin d'une phrase, sans intervention de l'utilisateur. L'utilisateur choisit son dialecte cible et s'exprime dans l'une des six langues source. Le système transcrit, traduit et synthétise vocalement la réponse en une seule requête unifiée.</w:t>
@@ -1099,7 +1099,7 @@
         <w:t>En matière de ressources linguistiques, le projet produira et publiera dix-huit corpus audio dialectaux couvrant l'ensemble des variétés régionales du malgache, soit un total estimé de 2 500 à 3 000 heures d'enregistrement vocal transcrit et validé. Ces corpus seront publiés sur HuggingFace et déposés dans Common Voice sous licence Creative Commons BY 4.0.</w:t>
         <w:br/>
         <w:br/>
-        <w:t>En matière de modèles et d'outils, le projet publiera sur github.com/mgvaovao/ml et HuggingFace les adaptateurs LoRA affinés de NLLB-200 pour dix-huit dialectes malgaches sous licence Apache 2.0, les checkpoints MMS-TTS-MLG VITS pour dix-huit dialectes également sous Apache 2.0, les scripts d'affinement reproductibles avec documentation complète, un benchmark d'évaluation dialectal malgache avec jeux de test hold-out et métriques de référence, ainsi qu'une API publique documentée sur github.com/mgvaovao/backend_ia.</w:t>
+        <w:t>En matière de modèles et d'outils, le projet publiera sur github.com/mgvaovao-Mdn/ml et HuggingFace les adaptateurs LoRA affinés de NLLB-200 pour dix-huit dialectes malgaches sous licence Apache 2.0, les checkpoints MMS-TTS-MLG VITS pour dix-huit dialectes également sous Apache 2.0, les scripts d'affinement reproductibles avec documentation complète, un benchmark d'évaluation dialectal malgache avec jeux de test hold-out et métriques de référence, ainsi qu'une API publique documentée sur github.com/mgvaovao-Mdn/backend_ia.</w:t>
         <w:br/>
         <w:br/>
         <w:t>Sur le plan de l'impact communautaire, le projet documentera le nombre de sessions d'utilisation du système à la Maison du Numérique avec un objectif de 2 000 sessions sur douze mois, le nombre de locuteurs natifs ayant participé à la collecte avec un objectif de 500 personnes réparties sur quatorze régions, ainsi que les résultats des évaluations de satisfaction et d'intelligibilité menées auprès des utilisateurs.</w:t>
@@ -1252,7 +1252,7 @@
         <w:t>Des lettres de soutien peuvent être sollicitées auprès des partenaires opérationnels de la Maison du Numérique, notamment e-jery (formation numérique, 1 483 personnes certifiées), ANKY (472), Madagascar DataCamp (411) et Down Syndrome Madagascar (programme trisomie 21). Ces partenariats sont actifs et documentés depuis l'inauguration de la Maison du Numérique en février 2024.</w:t>
         <w:br/>
         <w:br/>
-        <w:t>La documentation complémentaire du projet est accessible directement dans les dépôts publics GitHub. Le dépôt github.com/mgvaovao/ml contient le fichier README détaillé décrivant l'architecture complète du pipeline, les instructions de reproduction de l'affinement, les métriques d'évaluation obtenues et la structure des données, ainsi qu'un fichier MGVaovao_Architecture_Complete.md qui documente l'ensemble des choix architecturaux, des dépendances et du flux de données. Le dépôt github.com/mgvaovao/backend_ia contient de même un README complet et la documentation de l'API. L'ensemble de ces ressources est publié sous licence Apache 2.0.</w:t>
+        <w:t>La documentation complémentaire du projet est accessible directement dans les dépôts publics GitHub. Le dépôt github.com/mgvaovao-Mdn/ml contient le fichier README détaillé décrivant l'architecture complète du pipeline, les instructions de reproduction de l'affinement, les métriques d'évaluation obtenues et la structure des données, ainsi qu'un fichier MGVaovao_Architecture_Complete.md qui documente l'ensemble des choix architecturaux, des dépendances et du flux de données. Le dépôt github.com/mgvaovao-Mdn/backend_ia contient de même un README complet et la documentation de l'API. L'ensemble de ces ressources est publié sous licence Apache 2.0.</w:t>
       </w:r>
     </w:p>
     <w:p>
@@ -2178,7 +2178,7 @@
           <w:color w:val="960000"/>
           <w:sz w:val="20"/>
         </w:rPr>
-        <w:t>NOTE 1 — GitHub public : avant soumission, rendez le dépôt github.com/mgvaovao/ml public et ajoutez un fichier LICENSE (Apache 2.0). Vérifiez que MGVaovao_Architecture_Complete.md est bien présent dans le dépôt.</w:t>
+        <w:t>NOTE 1 — GitHub public : avant soumission, rendez le dépôt github.com/mgvaovao-Mdn/ml public et ajoutez un fichier LICENSE (Apache 2.0). Vérifiez que MGVaovao_Architecture_Complete.md est bien présent dans le dépôt.</w:t>
       </w:r>
     </w:p>
     <w:p>

--- a/LINGUA_Africa_Candidature_MGVaovao.docx
+++ b/LINGUA_Africa_Candidature_MGVaovao.docx
@@ -1558,7 +1558,7 @@
                 <w:rFonts w:ascii="Calibri" w:hAnsi="Calibri"/>
                 <w:sz w:val="20"/>
               </w:rPr>
-              <w:t>1. Personnel — direction + équipe technique (13 postes)</w:t>
+              <w:t>1. Personnel — direction + équipe technique (12 postes)</w:t>
             </w:r>
           </w:p>
         </w:tc>
@@ -1572,7 +1572,7 @@
                 <w:rFonts w:ascii="Calibri" w:hAnsi="Calibri"/>
                 <w:sz w:val="20"/>
               </w:rPr>
-              <w:t>192 852</w:t>
+              <w:t>152 436</w:t>
             </w:r>
           </w:p>
         </w:tc>
@@ -1618,7 +1618,7 @@
                 <w:rFonts w:ascii="Calibri" w:hAnsi="Calibri"/>
                 <w:sz w:val="20"/>
               </w:rPr>
-              <w:t>3. Collecte terrain — 20 collecteurs × 133 USD × 4 mois</w:t>
+              <w:t>3. Collecte et traitement des données</w:t>
             </w:r>
           </w:p>
         </w:tc>
@@ -1632,7 +1632,7 @@
                 <w:rFonts w:ascii="Calibri" w:hAnsi="Calibri"/>
                 <w:sz w:val="20"/>
               </w:rPr>
-              <w:t>10 640</w:t>
+              <w:t>14 231</w:t>
             </w:r>
           </w:p>
         </w:tc>
@@ -1648,7 +1648,7 @@
                 <w:rFonts w:ascii="Calibri" w:hAnsi="Calibri"/>
                 <w:sz w:val="20"/>
               </w:rPr>
-              <w:t>4. Annotation et vérification — 9 annotateurs × 133 USD × 3 mois</w:t>
+              <w:t>4. Déplacements et terrain</w:t>
             </w:r>
           </w:p>
         </w:tc>
@@ -1662,7 +1662,7 @@
                 <w:rFonts w:ascii="Calibri" w:hAnsi="Calibri"/>
                 <w:sz w:val="20"/>
               </w:rPr>
-              <w:t>3 591</w:t>
+              <w:t>20 000</w:t>
             </w:r>
           </w:p>
         </w:tc>
@@ -1678,7 +1678,7 @@
                 <w:rFonts w:ascii="Calibri" w:hAnsi="Calibri"/>
                 <w:sz w:val="20"/>
               </w:rPr>
-              <w:t>5. Déplacements et terrain</w:t>
+              <w:t>5. Formation et ateliers</w:t>
             </w:r>
           </w:p>
         </w:tc>
@@ -1692,7 +1692,7 @@
                 <w:rFonts w:ascii="Calibri" w:hAnsi="Calibri"/>
                 <w:sz w:val="20"/>
               </w:rPr>
-              <w:t>16 000</w:t>
+              <w:t>22 000</w:t>
             </w:r>
           </w:p>
         </w:tc>
@@ -1708,7 +1708,7 @@
                 <w:rFonts w:ascii="Calibri" w:hAnsi="Calibri"/>
                 <w:sz w:val="20"/>
               </w:rPr>
-              <w:t>6. Ateliers, réunions et formation</w:t>
+              <w:t>6. Communication et mobilisation</w:t>
             </w:r>
           </w:p>
         </w:tc>
@@ -1722,7 +1722,7 @@
                 <w:rFonts w:ascii="Calibri" w:hAnsi="Calibri"/>
                 <w:sz w:val="20"/>
               </w:rPr>
-              <w:t>4 500</w:t>
+              <w:t>2 500</w:t>
             </w:r>
           </w:p>
         </w:tc>
@@ -1738,37 +1738,7 @@
                 <w:rFonts w:ascii="Calibri" w:hAnsi="Calibri"/>
                 <w:sz w:val="20"/>
               </w:rPr>
-              <w:t>7. Communication et sensibilisation</w:t>
-            </w:r>
-          </w:p>
-        </w:tc>
-        <w:tc>
-          <w:tcPr>
-            <w:tcW w:type="dxa" w:w="4533"/>
-          </w:tcPr>
-          <w:p>
-            <w:r>
-              <w:rPr>
-                <w:rFonts w:ascii="Calibri" w:hAnsi="Calibri"/>
-                <w:sz w:val="20"/>
-              </w:rPr>
-              <w:t>1 500</w:t>
-            </w:r>
-          </w:p>
-        </w:tc>
-      </w:tr>
-      <w:tr>
-        <w:tc>
-          <w:tcPr>
-            <w:tcW w:type="dxa" w:w="4533"/>
-          </w:tcPr>
-          <w:p>
-            <w:r>
-              <w:rPr>
-                <w:rFonts w:ascii="Calibri" w:hAnsi="Calibri"/>
-                <w:sz w:val="20"/>
-              </w:rPr>
-              <w:t>8. Autres coûts directs</w:t>
+              <w:t>7. Autres coûts directs</w:t>
             </w:r>
           </w:p>
         </w:tc>
@@ -1814,7 +1784,7 @@
                 <w:b/>
                 <w:sz w:val="20"/>
               </w:rPr>
-              <w:t>238 083</w:t>
+              <w:t>220 167</w:t>
             </w:r>
           </w:p>
         </w:tc>
@@ -1830,7 +1800,7 @@
                 <w:rFonts w:ascii="Calibri" w:hAnsi="Calibri"/>
                 <w:sz w:val="20"/>
               </w:rPr>
-              <w:t>9. Frais généraux / Coûts indirects (5 %)</w:t>
+              <w:t>Frais généraux / Coûts indirects (5 %)</w:t>
             </w:r>
           </w:p>
         </w:tc>
@@ -1844,7 +1814,7 @@
                 <w:rFonts w:ascii="Calibri" w:hAnsi="Calibri"/>
                 <w:sz w:val="20"/>
               </w:rPr>
-              <w:t>11 904</w:t>
+              <w:t>11 008</w:t>
             </w:r>
           </w:p>
         </w:tc>
@@ -1876,7 +1846,7 @@
                 <w:b/>
                 <w:sz w:val="20"/>
               </w:rPr>
-              <w:t>249 987</w:t>
+              <w:t>231 175</w:t>
             </w:r>
           </w:p>
         </w:tc>
@@ -1910,19 +1880,16 @@
           <w:i w:val="0"/>
           <w:sz w:val="22"/>
         </w:rPr>
-        <w:t>Le budget proposé de 249 987 USD reflète fidèlement les activités planifiées et les coûts réels du contexte malgache, en restant en dessous du plafond de 250 000 USD prévu pour la Catégorie 3.</w:t>
+        <w:t>Le budget proposé de 231 175 USD reflète fidèlement les activités planifiées et les coûts réels du contexte malgache, tout en restant nettement en dessous du plafond de 250 000 USD prévu pour la Catégorie 3.</w:t>
         <w:br/>
         <w:br/>
-        <w:t>Le poste personnel (192 852 USD) couvre 13 postes sur dix-huit mois : les cinq membres de la direction permanente (fondateur à mi-temps, directrice locale, chef de projet technique ML, chef de projet data et opérations, chef de projet partenariats démarrant au mois 7) et huit développeurs — backend, frontend, IA, data scientists et DevOps — rémunérés à 1 500 000 MGA par mois (333 USD) chacun, pleinement inclus dans le budget LINGUA Africa.</w:t>
+        <w:t>Le poste personnel (152 436 USD) couvre 12 postes sur dix-huit mois. La direction comprend un fondateur à mi-temps ainsi qu'une directrice locale, un chef de projet technique ML, un chef de projet data et opérations et un chef de projet partenariats démarrant au mois 7, chacun rémunéré à 1 333 USD par mois (6 000 000 MGA). L'équipe technique regroupe sept développeurs spécialisés — backend, frontend, mobile, IA/ML, data scientist, DevOps et data engineer — rémunérés à 333 USD par mois (1 500 000 MGA) chacun.</w:t>
         <w:br/>
         <w:br/>
-        <w:t>Le poste collecte terrain (10 640 USD) rémunère 20 collecteurs à 133 USD/mois (600 000 MGA) sur quatre mois actifs de collecte intensive (20 × 133 × 4 = 10 640 USD).</w:t>
+        <w:t>Le poste collecte et traitement des données (14 231 USD) couvre vingt collecteurs terrain actifs pendant quatre mois à 133 USD/mois ainsi que neuf annotateurs-transcripteurs actifs pendant trois mois au même tarif.</w:t>
         <w:br/>
         <w:br/>
-        <w:t>Le poste annotation et vérification (3 591 USD) rémunère 9 annotateurs-transcripteurs à 133 USD/mois (600 000 MGA) sur trois mois actifs de ground truth (9 × 133 × 3 = 3 591 USD).</w:t>
-        <w:br/>
-        <w:br/>
-        <w:t>Le poste équipement et logiciels (8 000 USD) couvre six ordinateurs portables et le matériel d'enregistrement terrain. Les déplacements (16 000 USD) couvrent les dix-huit régions dialectales. Les ateliers (4 500 USD) financent la formation des équipes terrain, un atelier de restitution et une conférence. Les frais généraux sont limités à 5 % (11 904 USD).</w:t>
+        <w:t>Les déplacements (20 000 USD) financent les missions régionales dans quatorze régions, le per diem des superviseurs terrain ainsi que le transport local des coordinateurs de collecte dans leurs communautés. La formation et les ateliers (22 000 USD) couvrent la tournée nationale dans dix-huit villes (transport, hébergement, location de salles et supports pédagogiques), la session de formation initiale des coordinateurs, un atelier de restitution final et la participation à une conférence NLP régionale. La communication (2 500 USD) inclut les rapports semestriels, les outils numériques et la stratégie de présence sur les réseaux sociaux. Les frais généraux sont limités à 5 % (11 008 USD), bien en deçà du plafond autorisé de 12 %.</w:t>
       </w:r>
     </w:p>
     <w:p>

--- a/LINGUA_Africa_Candidature_MGVaovao.docx
+++ b/LINGUA_Africa_Candidature_MGVaovao.docx
@@ -633,10 +633,10 @@
         <w:t>À ce jour, moins de dix travaux académiques publiés traitent du traitement automatique du langage malgache dans sa diversité dialectale. Les grandes bases de données multilingues telles que Common Voice, FLORES-200 et OPUS contiennent des données pour le malgache officiel, mais aucune pour ses variétés dialectales. MGVaovao - Maison du Numérique crée ces ressources pour la première fois, avec rigueur, dans un cadre communautaire et sous licences entièrement ouvertes.</w:t>
         <w:br/>
         <w:br/>
-        <w:t>Les bénéficiaires directs sont les locuteurs de dialectes malgaches sous-représentés, soit une population estimée à plus de quinze millions de personnes. Les bénéficiaires indirects incluent les prestataires de services éducatifs, sanitaires et civiques. Parmi les programmes actifs de la Maison du Numérique figurent l'inclusion numérique des enfants porteurs de trisomie 21 — 28 enfants accompagnés sur trois cohortes en partenariat avec Down Syndrome Madagascar — et le programme Ampela Online dédié à l'entrepreneuriat féminin, des initiatives qui illustrent que la mission de l'organisation embrasse toutes les formes d'exclusion.</w:t>
+        <w:t>Les bénéficiaires directs sont les locuteurs de dialectes malgaches sous-représentés, soit une population estimée à plus de quinze millions de personnes. Les bénéficiaires indirects incluent les prestataires de services éducatifs, sanitaires et civiques. Parmi les programmes actifs de la Maison du Numérique figurent l'inclusion numérique des enfants porteurs de trisomie 21 — 28 enfants accompagnés sur trois cohortes en partenariat avec Down Syndrome Madagascar — et le programme Ampela Online, créé en partenariat avec Yas, dédié à l'entrepreneuriat féminin, des initiatives qui illustrent que la mission de l'organisation embrasse toutes les formes d'exclusion.</w:t>
         <w:br/>
         <w:br/>
-        <w:t>L'équipe portant ce projet est ancrée localement et compétente techniquement à un niveau international. Fenitra Ravelomanantsoa, fondateur de Madagasikara Vaovao, est Head of Cloud Regulatory Affairs chez Google à Zurich — premier Malgache à accéder à des fonctions de direction stratégique dans cette entreprise. Il intervient régulièrement dans les grands forums internationaux sur la gouvernance de l'IA — dont le CEO Summit Indian Ocean (avril 2026), où il est également candidat au prix CEO de l'Année — et la modernisation des infrastructures publiques par le Cloud. Norolala Randrianarison assure la direction opérationnelle quotidienne. Guillaume Rakotonjanahary Tsantaniaina et Karine Maholisoa Rajaofera dirigent chacun un volet complémentaire du projet. Guillaume est Chef de projet technique en charge du développement ML, de l'architecture du pipeline et du déploiement cloud. Titulaire d'un Master en Big Data et IA obtenu avec mention Très Bien (17,2/20 à l'ESTIA France), il a développé au cours de ses cinq années d'expérience une gamme étendue de systèmes IA : pipelines Speech AI complets, systèmes multi-agents LLM avec LangGraph et Google ADK, architectures RAG hybrides, modèles de vision par ordinateur et infrastructures MLOps sur Vertex AI. Sa participation à IndabaX Madagascar 2023 (3e place, classification NLP médicale à 94 % de précision) et au DataTour 2025 (compétition pan-africaine) témoignent de son engagement dans l'écosystème IA africain. Karine Maholisoa Rajaofera, Chef de projet Data, Opérations et Fonctionnel, apporte dix ans d'expérience dans les opérations de données, l'annotation et la coordination de collectes à grande échelle. Cette complémentarité entre expertise ML de haut niveau et maîtrise des opérations de données rend ce projet techniquement solide et ancré dans une réalité communautaire opérationnelle.</w:t>
+        <w:t>L'équipe portant ce projet est ancrée localement et compétente techniquement à un niveau international. Fenitra Ravelomanantsoa, fondateur de Madagasikara Vaovao, est Head of Cloud Regulatory Affairs chez Google à Zurich — l'un des premiers Malgaches à accéder à des fonctions de direction stratégique chez Google. Il intervient régulièrement dans les grands forums internationaux sur la gouvernance de l'IA — dont le CEO Summit Indian Ocean (avril 2026), où il est également candidat au prix CEO de l'Année — et la modernisation des infrastructures publiques par le Cloud. Norolala Randrianarison assure la direction opérationnelle quotidienne. Guillaume Rakotonjanahary Tsantaniaina et Karine Maholisoa Rajaofera dirigent chacun un volet complémentaire du projet. Guillaume est Chef de projet technique en charge du développement ML, de l'architecture du pipeline et du déploiement cloud. Titulaire d'un Master en Big Data et IA obtenu avec mention Très Bien (17,2/20 à l'ESTIA France), il a développé au cours de ses cinq années d'expérience une gamme étendue de systèmes IA : pipelines Speech AI complets, systèmes multi-agents LLM avec LangGraph et Google ADK, architectures RAG hybrides, modèles de vision par ordinateur et infrastructures MLOps sur Vertex AI. Sa participation à IndabaX Madagascar 2023 (3e place, classification NLP médicale à 94 % de précision) et au DataTour 2025 (compétition pan-africaine) témoignent de son engagement dans l'écosystème IA africain. Karine Maholisoa Rajaofera, Chef de projet Data, Opérations et Fonctionnel, apporte dix ans d'expérience dans les opérations de données, l'annotation et la coordination de collectes à grande échelle. Cette complémentarité entre expertise ML de haut niveau et maîtrise des opérations de données rend ce projet techniquement solide et ancré dans une réalité communautaire opérationnelle.</w:t>
       </w:r>
     </w:p>
     <w:p>
@@ -1180,7 +1180,7 @@
         <w:t>Sur le consentement et la protection des locuteurs, chaque participant signe un formulaire de consentement éclairé disponible en malgache officiel et dans la variété dialectale de la région de collecte. Ce formulaire explique la nature des données collectées, leur usage prévu, la licence CC BY 4.0 sous laquelle elles seront publiées, ainsi que le droit de retrait à tout moment avant la publication. Les mineurs ne participent qu'avec le consentement écrit d'un parent ou tuteur.</w:t>
         <w:br/>
         <w:br/>
-        <w:t>Sur l'inclusion et la représentation, le protocole de collecte impose une parité de genre : au minimum 50 % des locuteurs enregistrés dans chaque dialecte sont des femmes. La diversité d'âge est prise en compte avec trois tranches couvrant les 18 à 35 ans, les 36 à 55 ans et les 55 ans et plus. Les coordinateurs locaux sont eux-mêmes membres des communautés ciblées. L'engagement de la Maison du Numérique pour l'inclusion va au-delà du genre et de l'âge : l'organisation conduit déjà un programme spécifique d'inclusion numérique pour les enfants porteurs de trisomie 21 — 28 enfants accompagnés en partenariat avec Down Syndrome Madagascar — et le programme Ampela Online pour l'entrepreneuriat féminin, ce qui témoigne de façon tangible que l'équité et l'inclusion sont des pratiques quotidiennes documentées.</w:t>
+        <w:t>Sur l'inclusion et la représentation, le protocole de collecte impose une parité de genre : au minimum 50 % des locuteurs enregistrés dans chaque dialecte sont des femmes. La diversité d'âge est prise en compte avec trois tranches couvrant les 18 à 35 ans, les 36 à 55 ans et les 55 ans et plus. Les coordinateurs locaux sont eux-mêmes membres des communautés ciblées. L'engagement de la Maison du Numérique pour l'inclusion va au-delà du genre et de l'âge : l'organisation conduit déjà un programme spécifique d'inclusion numérique pour les enfants porteurs de trisomie 21 — 28 enfants accompagnés en partenariat avec Down Syndrome Madagascar — et le programme Ampela Online, créé en partenariat avec Yas, pour l'entrepreneuriat féminin, ce qui témoigne de façon tangible que l'équité et l'inclusion sont des pratiques quotidiennes documentées.</w:t>
         <w:br/>
         <w:br/>
         <w:t>Sur les licences et l'ouverture, tous les livrables produits sont publiés sous des licences pleinement ouvertes : Apache 2.0 pour les modèles et le code, Creative Commons BY 4.0 pour les données.</w:t>
@@ -1298,7 +1298,7 @@
           <w:i w:val="0"/>
           <w:sz w:val="22"/>
         </w:rPr>
-        <w:t>Head of Cloud Regulatory Affairs chez Google à Zurich — premier Malgache à accéder à un poste de direction stratégique dans cette entreprise —, Fenitra supervise la conformité réglementaire des infrastructures cloud à l'échelle internationale. Intervenant au CEO Summit Indian Ocean (avril 2026) et candidat au prix CEO de l'Année, il a fondé l'association Madagasikara Vaovao et MGVaovao - Maison du Numérique en novembre 2023 sur un modèle philanthropique unique : financé exclusivement sur les fonds propres du fondateur, la Maison du Numérique offre un accès entièrement gratuit (0 ariary) à la formation numérique pour les communautés malgaches. Il supervise la stratégie globale, les partenariats institutionnels et la gouvernance éthique du projet.</w:t>
+        <w:t>Head of Cloud Regulatory Affairs chez Google à Zurich — l'un des premiers Malgaches à accéder à des fonctions de direction stratégique chez Google —, Fenitra supervise la conformité réglementaire des infrastructures cloud à l'échelle internationale. Intervenant au CEO Summit Indian Ocean (avril 2026) et candidat au prix CEO de l'Année, il a fondé l'association Madagasikara Vaovao et MGVaovao - Maison du Numérique en novembre 2023 sur un modèle philanthropique unique : financé exclusivement sur les fonds propres du fondateur, la Maison du Numérique offre un accès entièrement gratuit (0 ariary) à la formation numérique pour les communautés malgaches. Il supervise la stratégie globale, les partenariats institutionnels et la gouvernance éthique du projet.</w:t>
       </w:r>
     </w:p>
     <w:p>
